--- a/templates_word/attestationentreessiap.docx
+++ b/templates_word/attestationentreessiap.docx
@@ -62,23 +62,7 @@
           <w:i/>
           <w:color w:val="555B66"/>
         </w:rPr>
-        <w:t xml:space="preserve">Agent de sécurité </w:t>
-      </w:r>
-      <w:proofErr w:type="spellStart"/>
-      <w:r>
-        <w:rPr>
-          <w:i/>
-          <w:color w:val="555B66"/>
-        </w:rPr>
-        <w:t>incendie</w:t>
-      </w:r>
-      <w:proofErr w:type="spellEnd"/>
-      <w:r>
-        <w:rPr>
-          <w:i/>
-          <w:color w:val="555B66"/>
-        </w:rPr>
-        <w:t xml:space="preserve"> SSIAP 1</w:t>
+        <w:t>Agent de sécurité incendie SSIAP 1</w:t>
       </w:r>
     </w:p>
     <w:tbl>
@@ -133,16 +117,8 @@
               <w:rPr>
                 <w:color w:val="000000" w:themeColor="text1"/>
               </w:rPr>
-              <w:t xml:space="preserve">, Directeur général d'Intégrale Academy, atteste </w:t>
+              <w:t>, Directeur général d'Intégrale Academy, atteste que :</w:t>
             </w:r>
-            <w:proofErr w:type="gramStart"/>
-            <w:r>
-              <w:rPr>
-                <w:color w:val="000000" w:themeColor="text1"/>
-              </w:rPr>
-              <w:t>que :</w:t>
-            </w:r>
-            <w:proofErr w:type="gramEnd"/>
           </w:p>
           <w:p>
             <w:pPr>
@@ -152,7 +128,6 @@
                 <w:color w:val="000000" w:themeColor="text1"/>
               </w:rPr>
             </w:pPr>
-            <w:proofErr w:type="gramStart"/>
             <w:r>
               <w:rPr>
                 <w:b/>
@@ -160,57 +135,7 @@
                 <w:sz w:val="24"/>
                 <w:szCs w:val="28"/>
               </w:rPr>
-              <w:t xml:space="preserve">{{ </w:t>
-            </w:r>
-            <w:proofErr w:type="spellStart"/>
-            <w:r>
-              <w:rPr>
-                <w:b/>
-                <w:color w:val="000000" w:themeColor="text1"/>
-                <w:sz w:val="24"/>
-                <w:szCs w:val="28"/>
-              </w:rPr>
-              <w:t>nom</w:t>
-            </w:r>
-            <w:proofErr w:type="gramEnd"/>
-            <w:r>
-              <w:rPr>
-                <w:b/>
-                <w:color w:val="000000" w:themeColor="text1"/>
-                <w:sz w:val="24"/>
-                <w:szCs w:val="28"/>
-              </w:rPr>
-              <w:t>_</w:t>
-            </w:r>
-            <w:proofErr w:type="gramStart"/>
-            <w:r>
-              <w:rPr>
-                <w:b/>
-                <w:color w:val="000000" w:themeColor="text1"/>
-                <w:sz w:val="24"/>
-                <w:szCs w:val="28"/>
-              </w:rPr>
-              <w:t>complet</w:t>
-            </w:r>
-            <w:proofErr w:type="spellEnd"/>
-            <w:r>
-              <w:rPr>
-                <w:b/>
-                <w:color w:val="000000" w:themeColor="text1"/>
-                <w:sz w:val="24"/>
-                <w:szCs w:val="28"/>
-              </w:rPr>
-              <w:t xml:space="preserve"> }</w:t>
-            </w:r>
-            <w:proofErr w:type="gramEnd"/>
-            <w:r>
-              <w:rPr>
-                <w:b/>
-                <w:color w:val="000000" w:themeColor="text1"/>
-                <w:sz w:val="24"/>
-                <w:szCs w:val="28"/>
-              </w:rPr>
-              <w:t>}</w:t>
+              <w:t>{{ nom_complet }}</w:t>
             </w:r>
             <w:r>
               <w:rPr>
@@ -240,44 +165,8 @@
               <w:rPr>
                 <w:color w:val="000000" w:themeColor="text1"/>
               </w:rPr>
-              <w:t xml:space="preserve">est </w:t>
+              <w:t>est entré(e) en formation au sein de notre organisme dans le cadre de la formation suivante :</w:t>
             </w:r>
-            <w:proofErr w:type="spellStart"/>
-            <w:r>
-              <w:rPr>
-                <w:color w:val="000000" w:themeColor="text1"/>
-              </w:rPr>
-              <w:t>entré</w:t>
-            </w:r>
-            <w:proofErr w:type="spellEnd"/>
-            <w:r>
-              <w:rPr>
-                <w:color w:val="000000" w:themeColor="text1"/>
-              </w:rPr>
-              <w:t xml:space="preserve">(e) </w:t>
-            </w:r>
-            <w:proofErr w:type="spellStart"/>
-            <w:r>
-              <w:rPr>
-                <w:color w:val="000000" w:themeColor="text1"/>
-              </w:rPr>
-              <w:t>en</w:t>
-            </w:r>
-            <w:proofErr w:type="spellEnd"/>
-            <w:r>
-              <w:rPr>
-                <w:color w:val="000000" w:themeColor="text1"/>
-              </w:rPr>
-              <w:t xml:space="preserve"> formation au sein de notre organisme dans le cadre de la formation </w:t>
-            </w:r>
-            <w:proofErr w:type="gramStart"/>
-            <w:r>
-              <w:rPr>
-                <w:color w:val="000000" w:themeColor="text1"/>
-              </w:rPr>
-              <w:t>suivante :</w:t>
-            </w:r>
-            <w:proofErr w:type="gramEnd"/>
           </w:p>
           <w:tbl>
             <w:tblPr>
@@ -352,27 +241,7 @@
                       <w:sz w:val="20"/>
                       <w:szCs w:val="20"/>
                     </w:rPr>
-                    <w:t xml:space="preserve">Agent de sécurité </w:t>
-                  </w:r>
-                  <w:proofErr w:type="spellStart"/>
-                  <w:r>
-                    <w:rPr>
-                      <w:rFonts w:cs="Arial"/>
-                      <w:b/>
-                      <w:sz w:val="20"/>
-                      <w:szCs w:val="20"/>
-                    </w:rPr>
-                    <w:t>incendie</w:t>
-                  </w:r>
-                  <w:proofErr w:type="spellEnd"/>
-                  <w:r>
-                    <w:rPr>
-                      <w:rFonts w:cs="Arial"/>
-                      <w:b/>
-                      <w:sz w:val="20"/>
-                      <w:szCs w:val="20"/>
-                    </w:rPr>
-                    <w:t xml:space="preserve"> SSIAP 1</w:t>
+                    <w:t>Agent de sécurité incendie SSIAP 1</w:t>
                   </w:r>
                 </w:p>
               </w:tc>
@@ -433,7 +302,6 @@
                       <w:szCs w:val="20"/>
                     </w:rPr>
                   </w:pPr>
-                  <w:proofErr w:type="gramStart"/>
                   <w:r>
                     <w:rPr>
                       <w:rFonts w:eastAsiaTheme="minorEastAsia" w:cs="Arial"/>
@@ -442,40 +310,7 @@
                       <w:szCs w:val="20"/>
                       <w:lang w:val="fr-FR"/>
                     </w:rPr>
-                    <w:t xml:space="preserve">{{ </w:t>
-                  </w:r>
-                  <w:proofErr w:type="spellStart"/>
-                  <w:r>
-                    <w:rPr>
-                      <w:rFonts w:eastAsiaTheme="minorEastAsia" w:cs="Arial"/>
-                      <w:color w:val="auto"/>
-                      <w:sz w:val="20"/>
-                      <w:szCs w:val="20"/>
-                      <w:lang w:val="fr-FR"/>
-                    </w:rPr>
-                    <w:t>date</w:t>
-                  </w:r>
-                  <w:proofErr w:type="gramEnd"/>
-                  <w:r>
-                    <w:rPr>
-                      <w:rFonts w:eastAsiaTheme="minorEastAsia" w:cs="Arial"/>
-                      <w:color w:val="auto"/>
-                      <w:sz w:val="20"/>
-                      <w:szCs w:val="20"/>
-                      <w:lang w:val="fr-FR"/>
-                    </w:rPr>
-                    <w:t>_debut_formation</w:t>
-                  </w:r>
-                  <w:proofErr w:type="spellEnd"/>
-                  <w:r>
-                    <w:rPr>
-                      <w:rFonts w:eastAsiaTheme="minorEastAsia" w:cs="Arial"/>
-                      <w:color w:val="auto"/>
-                      <w:sz w:val="20"/>
-                      <w:szCs w:val="20"/>
-                      <w:lang w:val="fr-FR"/>
-                    </w:rPr>
-                    <w:t xml:space="preserve"> }}</w:t>
+                    <w:t>{{ date_debut_formation }}</w:t>
                   </w:r>
                 </w:p>
               </w:tc>
@@ -543,19 +378,8 @@
                       <w:sz w:val="20"/>
                       <w:szCs w:val="20"/>
                     </w:rPr>
-                    <w:t xml:space="preserve">70 </w:t>
+                    <w:t>70 heures</w:t>
                   </w:r>
-                  <w:proofErr w:type="spellStart"/>
-                  <w:r>
-                    <w:rPr>
-                      <w:rFonts w:cs="Arial"/>
-                      <w:b/>
-                      <w:sz w:val="20"/>
-                      <w:szCs w:val="20"/>
-                    </w:rPr>
-                    <w:t>heures</w:t>
-                  </w:r>
-                  <w:proofErr w:type="spellEnd"/>
                 </w:p>
               </w:tc>
             </w:tr>
@@ -731,23 +555,13 @@
                   <w:pPr>
                     <w:spacing w:before="40" w:after="40" w:line="252" w:lineRule="auto"/>
                   </w:pPr>
-                  <w:proofErr w:type="gramStart"/>
                   <w:r>
                     <w:rPr>
                       <w:b/>
                       <w:color w:val="B58A1C"/>
                       <w:sz w:val="18"/>
                     </w:rPr>
-                    <w:t>Rappel :</w:t>
-                  </w:r>
-                  <w:proofErr w:type="gramEnd"/>
-                  <w:r>
-                    <w:rPr>
-                      <w:b/>
-                      <w:color w:val="B58A1C"/>
-                      <w:sz w:val="18"/>
-                    </w:rPr>
-                    <w:t xml:space="preserve"> </w:t>
+                    <w:t xml:space="preserve">Rappel : </w:t>
                   </w:r>
                   <w:r>
                     <w:rPr>
@@ -759,7 +573,19 @@
                     <w:rPr>
                       <w:sz w:val="18"/>
                     </w:rPr>
-                    <w:t xml:space="preserve"> formation APS est une formation réglementée. Le suivi de la formation et la présentation à l’examen restent soumis au respect des obligations administratives, pédagogiques et réglementaires applicables.</w:t>
+                    <w:t xml:space="preserve"> formation </w:t>
+                  </w:r>
+                  <w:r>
+                    <w:rPr>
+                      <w:sz w:val="18"/>
+                    </w:rPr>
+                    <w:t>SSIAP 1</w:t>
+                  </w:r>
+                  <w:r>
+                    <w:rPr>
+                      <w:sz w:val="18"/>
+                    </w:rPr>
+                    <w:t xml:space="preserve"> est une formation réglementée. Le suivi de la formation et la présentation à l’examen restent soumis au respect des obligations administratives, pédagogiques et réglementaires applicables.</w:t>
                   </w:r>
                 </w:p>
               </w:tc>
@@ -775,23 +601,7 @@
                 <w:b/>
                 <w:sz w:val="20"/>
               </w:rPr>
-              <w:t>Fait à Puget-sur-</w:t>
-            </w:r>
-            <w:proofErr w:type="spellStart"/>
-            <w:r>
-              <w:rPr>
-                <w:b/>
-                <w:sz w:val="20"/>
-              </w:rPr>
-              <w:t>Argens</w:t>
-            </w:r>
-            <w:proofErr w:type="spellEnd"/>
-            <w:r>
-              <w:rPr>
-                <w:b/>
-                <w:sz w:val="20"/>
-              </w:rPr>
-              <w:t>, le</w:t>
+              <w:t>Fait à Puget-sur-Argens, le</w:t>
             </w:r>
             <w:r>
               <w:rPr>
@@ -800,7 +610,6 @@
               </w:rPr>
               <w:t xml:space="preserve"> </w:t>
             </w:r>
-            <w:proofErr w:type="gramStart"/>
             <w:r>
               <w:rPr>
                 <w:rFonts w:eastAsiaTheme="minorEastAsia" w:cs="Arial"/>
@@ -811,46 +620,7 @@
                 <w:szCs w:val="20"/>
                 <w:lang w:val="fr-FR"/>
               </w:rPr>
-              <w:t xml:space="preserve">{{ </w:t>
-            </w:r>
-            <w:proofErr w:type="spellStart"/>
-            <w:r>
-              <w:rPr>
-                <w:rFonts w:eastAsiaTheme="minorEastAsia" w:cs="Arial"/>
-                <w:b/>
-                <w:bCs/>
-                <w:color w:val="auto"/>
-                <w:sz w:val="20"/>
-                <w:szCs w:val="20"/>
-                <w:lang w:val="fr-FR"/>
-              </w:rPr>
-              <w:t>date</w:t>
-            </w:r>
-            <w:proofErr w:type="gramEnd"/>
-            <w:r>
-              <w:rPr>
-                <w:rFonts w:eastAsiaTheme="minorEastAsia" w:cs="Arial"/>
-                <w:b/>
-                <w:bCs/>
-                <w:color w:val="auto"/>
-                <w:sz w:val="20"/>
-                <w:szCs w:val="20"/>
-                <w:lang w:val="fr-FR"/>
-              </w:rPr>
-              <w:t>_jour</w:t>
-            </w:r>
-            <w:proofErr w:type="spellEnd"/>
-            <w:r>
-              <w:rPr>
-                <w:rFonts w:eastAsiaTheme="minorEastAsia" w:cs="Arial"/>
-                <w:b/>
-                <w:bCs/>
-                <w:color w:val="auto"/>
-                <w:sz w:val="20"/>
-                <w:szCs w:val="20"/>
-                <w:lang w:val="fr-FR"/>
-              </w:rPr>
-              <w:t xml:space="preserve"> }}</w:t>
+              <w:t>{{ date_jour }}</w:t>
             </w:r>
             <w:r>
               <w:rPr>
@@ -918,43 +688,7 @@
                 <w:color w:val="555B66"/>
                 <w:sz w:val="18"/>
               </w:rPr>
-              <w:t xml:space="preserve">Document </w:t>
-            </w:r>
-            <w:proofErr w:type="spellStart"/>
-            <w:r>
-              <w:rPr>
-                <w:i/>
-                <w:color w:val="555B66"/>
-                <w:sz w:val="18"/>
-              </w:rPr>
-              <w:t>délivré</w:t>
-            </w:r>
-            <w:proofErr w:type="spellEnd"/>
-            <w:r>
-              <w:rPr>
-                <w:i/>
-                <w:color w:val="555B66"/>
-                <w:sz w:val="18"/>
-              </w:rPr>
-              <w:t xml:space="preserve"> pour </w:t>
-            </w:r>
-            <w:proofErr w:type="spellStart"/>
-            <w:r>
-              <w:rPr>
-                <w:i/>
-                <w:color w:val="555B66"/>
-                <w:sz w:val="18"/>
-              </w:rPr>
-              <w:t>servir</w:t>
-            </w:r>
-            <w:proofErr w:type="spellEnd"/>
-            <w:r>
-              <w:rPr>
-                <w:i/>
-                <w:color w:val="555B66"/>
-                <w:sz w:val="18"/>
-              </w:rPr>
-              <w:t xml:space="preserve"> et valoir ce que de droit.</w:t>
+              <w:t>Document délivré pour servir et valoir ce que de droit.</w:t>
             </w:r>
           </w:p>
         </w:tc>
@@ -1200,179 +934,7 @@
         <w:color w:val="8A8F98"/>
         <w:sz w:val="13"/>
       </w:rPr>
-      <w:t xml:space="preserve">La certification </w:t>
-    </w:r>
-    <w:proofErr w:type="spellStart"/>
-    <w:r>
-      <w:rPr>
-        <w:i/>
-        <w:color w:val="8A8F98"/>
-        <w:sz w:val="13"/>
-      </w:rPr>
-      <w:t>qualité</w:t>
-    </w:r>
-    <w:proofErr w:type="spellEnd"/>
-    <w:r>
-      <w:rPr>
-        <w:i/>
-        <w:color w:val="8A8F98"/>
-        <w:sz w:val="13"/>
-      </w:rPr>
-      <w:t xml:space="preserve"> a </w:t>
-    </w:r>
-    <w:proofErr w:type="spellStart"/>
-    <w:r>
-      <w:rPr>
-        <w:i/>
-        <w:color w:val="8A8F98"/>
-        <w:sz w:val="13"/>
-      </w:rPr>
-      <w:t>été</w:t>
-    </w:r>
-    <w:proofErr w:type="spellEnd"/>
-    <w:r>
-      <w:rPr>
-        <w:i/>
-        <w:color w:val="8A8F98"/>
-        <w:sz w:val="13"/>
-      </w:rPr>
-      <w:t xml:space="preserve"> </w:t>
-    </w:r>
-    <w:proofErr w:type="spellStart"/>
-    <w:r>
-      <w:rPr>
-        <w:i/>
-        <w:color w:val="8A8F98"/>
-        <w:sz w:val="13"/>
-      </w:rPr>
-      <w:t>délivrée</w:t>
-    </w:r>
-    <w:proofErr w:type="spellEnd"/>
-    <w:r>
-      <w:rPr>
-        <w:i/>
-        <w:color w:val="8A8F98"/>
-        <w:sz w:val="13"/>
-      </w:rPr>
-      <w:t xml:space="preserve"> au </w:t>
-    </w:r>
-    <w:proofErr w:type="spellStart"/>
-    <w:r>
-      <w:rPr>
-        <w:i/>
-        <w:color w:val="8A8F98"/>
-        <w:sz w:val="13"/>
-      </w:rPr>
-      <w:t>titre</w:t>
-    </w:r>
-    <w:proofErr w:type="spellEnd"/>
-    <w:r>
-      <w:rPr>
-        <w:i/>
-        <w:color w:val="8A8F98"/>
-        <w:sz w:val="13"/>
-      </w:rPr>
-      <w:t xml:space="preserve"> de la </w:t>
-    </w:r>
-    <w:proofErr w:type="spellStart"/>
-    <w:r>
-      <w:rPr>
-        <w:i/>
-        <w:color w:val="8A8F98"/>
-        <w:sz w:val="13"/>
-      </w:rPr>
-      <w:t>ou</w:t>
-    </w:r>
-    <w:proofErr w:type="spellEnd"/>
-    <w:r>
-      <w:rPr>
-        <w:i/>
-        <w:color w:val="8A8F98"/>
-        <w:sz w:val="13"/>
-      </w:rPr>
-      <w:t xml:space="preserve"> des </w:t>
-    </w:r>
-    <w:proofErr w:type="spellStart"/>
-    <w:r>
-      <w:rPr>
-        <w:i/>
-        <w:color w:val="8A8F98"/>
-        <w:sz w:val="13"/>
-      </w:rPr>
-      <w:t>catégories</w:t>
-    </w:r>
-    <w:proofErr w:type="spellEnd"/>
-    <w:r>
-      <w:rPr>
-        <w:i/>
-        <w:color w:val="8A8F98"/>
-        <w:sz w:val="13"/>
-      </w:rPr>
-      <w:t xml:space="preserve"> </w:t>
-    </w:r>
-    <w:proofErr w:type="spellStart"/>
-    <w:r>
-      <w:rPr>
-        <w:i/>
-        <w:color w:val="8A8F98"/>
-        <w:sz w:val="13"/>
-      </w:rPr>
-      <w:t>d’actions</w:t>
-    </w:r>
-    <w:proofErr w:type="spellEnd"/>
-    <w:r>
-      <w:rPr>
-        <w:i/>
-        <w:color w:val="8A8F98"/>
-        <w:sz w:val="13"/>
-      </w:rPr>
-      <w:t xml:space="preserve"> </w:t>
-    </w:r>
-    <w:proofErr w:type="spellStart"/>
-    <w:proofErr w:type="gramStart"/>
-    <w:r>
-      <w:rPr>
-        <w:i/>
-        <w:color w:val="8A8F98"/>
-        <w:sz w:val="13"/>
-      </w:rPr>
-      <w:t>suivantes</w:t>
-    </w:r>
-    <w:proofErr w:type="spellEnd"/>
-    <w:r>
-      <w:rPr>
-        <w:i/>
-        <w:color w:val="8A8F98"/>
-        <w:sz w:val="13"/>
-      </w:rPr>
-      <w:t xml:space="preserve"> :</w:t>
-    </w:r>
-    <w:proofErr w:type="gramEnd"/>
-    <w:r>
-      <w:rPr>
-        <w:i/>
-        <w:color w:val="8A8F98"/>
-        <w:sz w:val="13"/>
-      </w:rPr>
-      <w:t xml:space="preserve"> actions de formation, actions de formation par </w:t>
-    </w:r>
-    <w:proofErr w:type="spellStart"/>
-    <w:r>
-      <w:rPr>
-        <w:i/>
-        <w:color w:val="8A8F98"/>
-        <w:sz w:val="13"/>
-      </w:rPr>
-      <w:t>apprentissage</w:t>
-    </w:r>
-    <w:proofErr w:type="spellEnd"/>
-    <w:r>
-      <w:rPr>
-        <w:i/>
-        <w:color w:val="8A8F98"/>
-        <w:sz w:val="13"/>
-      </w:rPr>
-      <w:t>.</w:t>
+      <w:t>La certification qualité a été délivrée au titre de la ou des catégories d’actions suivantes : actions de formation, actions de formation par apprentissage.</w:t>
     </w:r>
   </w:p>
   <w:p>
@@ -1380,37 +942,12 @@
       <w:spacing w:after="0" w:line="240" w:lineRule="auto"/>
       <w:jc w:val="center"/>
     </w:pPr>
-    <w:proofErr w:type="spellStart"/>
     <w:r>
       <w:rPr>
         <w:color w:val="8A8F98"/>
         <w:sz w:val="13"/>
       </w:rPr>
-      <w:t>Autorisation</w:t>
-    </w:r>
-    <w:proofErr w:type="spellEnd"/>
-    <w:r>
-      <w:rPr>
-        <w:color w:val="8A8F98"/>
-        <w:sz w:val="13"/>
-      </w:rPr>
-      <w:t xml:space="preserve"> </w:t>
-    </w:r>
-    <w:proofErr w:type="spellStart"/>
-    <w:r>
-      <w:rPr>
-        <w:color w:val="8A8F98"/>
-        <w:sz w:val="13"/>
-      </w:rPr>
-      <w:t>d'exercice</w:t>
-    </w:r>
-    <w:proofErr w:type="spellEnd"/>
-    <w:r>
-      <w:rPr>
-        <w:color w:val="8A8F98"/>
-        <w:sz w:val="13"/>
-      </w:rPr>
-      <w:t xml:space="preserve"> CNAPS n°FOR-083-2027-02-08-20200755135</w:t>
+      <w:t>Autorisation d'exercice CNAPS n°FOR-083-2027-02-08-20200755135</w:t>
     </w:r>
   </w:p>
   <w:p>
@@ -1418,69 +955,12 @@
       <w:spacing w:after="0" w:line="240" w:lineRule="auto"/>
       <w:jc w:val="center"/>
     </w:pPr>
-    <w:proofErr w:type="spellStart"/>
     <w:r>
       <w:rPr>
         <w:color w:val="8A8F98"/>
         <w:sz w:val="13"/>
       </w:rPr>
-      <w:t>Agrément</w:t>
-    </w:r>
-    <w:proofErr w:type="spellEnd"/>
-    <w:r>
-      <w:rPr>
-        <w:color w:val="8A8F98"/>
-        <w:sz w:val="13"/>
-      </w:rPr>
-      <w:t xml:space="preserve"> ADEF </w:t>
-    </w:r>
-    <w:proofErr w:type="gramStart"/>
-    <w:r>
-      <w:rPr>
-        <w:color w:val="8A8F98"/>
-        <w:sz w:val="13"/>
-      </w:rPr>
-      <w:t>APS :</w:t>
-    </w:r>
-    <w:proofErr w:type="gramEnd"/>
-    <w:r>
-      <w:rPr>
-        <w:color w:val="8A8F98"/>
-        <w:sz w:val="13"/>
-      </w:rPr>
-      <w:t xml:space="preserve"> 8320032701 - </w:t>
-    </w:r>
-    <w:proofErr w:type="spellStart"/>
-    <w:r>
-      <w:rPr>
-        <w:color w:val="8A8F98"/>
-        <w:sz w:val="13"/>
-      </w:rPr>
-      <w:t>Agrément</w:t>
-    </w:r>
-    <w:proofErr w:type="spellEnd"/>
-    <w:r>
-      <w:rPr>
-        <w:color w:val="8A8F98"/>
-        <w:sz w:val="13"/>
-      </w:rPr>
-      <w:t xml:space="preserve"> ADEF A3</w:t>
-    </w:r>
-    <w:proofErr w:type="gramStart"/>
-    <w:r>
-      <w:rPr>
-        <w:color w:val="8A8F98"/>
-        <w:sz w:val="13"/>
-      </w:rPr>
-      <w:t>P :</w:t>
-    </w:r>
-    <w:proofErr w:type="gramEnd"/>
-    <w:r>
-      <w:rPr>
-        <w:color w:val="8A8F98"/>
-        <w:sz w:val="13"/>
-      </w:rPr>
-      <w:t xml:space="preserve"> 8320111201</w:t>
+      <w:t>Agrément ADEF APS : 8320032701 - Agrément ADEF A3P : 8320111201</w:t>
     </w:r>
   </w:p>
 </w:ftr>
